--- a/EJERCICIOS DE LOS ALUMNOS/DAVID/Ejercicios en word/Ejercicios usando GPG.docx
+++ b/EJERCICIOS DE LOS ALUMNOS/DAVID/Ejercicios en word/Ejercicios usando GPG.docx
@@ -22,7 +22,6 @@
       <w:r>
         <w:t xml:space="preserve"> (o </w:t>
       </w:r>
-      <w:proofErr w:type="spellStart"/>
       <w:r>
         <w:rPr>
           <w:b/>
@@ -30,7 +29,6 @@
         </w:rPr>
         <w:t>GnuPG</w:t>
       </w:r>
-      <w:proofErr w:type="spellEnd"/>
       <w:r>
         <w:t xml:space="preserve">) es una herramienta de </w:t>
       </w:r>
@@ -229,19 +227,9 @@
           <w:numId w:val="1"/>
         </w:numPr>
       </w:pPr>
-      <w:proofErr w:type="spellStart"/>
-      <w:r>
-        <w:t>gpg</w:t>
-      </w:r>
-      <w:proofErr w:type="spellEnd"/>
-      <w:r>
-        <w:t xml:space="preserve"> --</w:t>
-      </w:r>
-      <w:proofErr w:type="spellStart"/>
-      <w:r>
-        <w:t>version</w:t>
-      </w:r>
-      <w:proofErr w:type="spellEnd"/>
+      <w:r>
+        <w:t>gpg --version</w:t>
+      </w:r>
     </w:p>
     <w:p>
       <w:pPr>
@@ -265,27 +253,9 @@
           <w:numId w:val="1"/>
         </w:numPr>
       </w:pPr>
-      <w:proofErr w:type="spellStart"/>
-      <w:r>
-        <w:t>gpg</w:t>
-      </w:r>
-      <w:proofErr w:type="spellEnd"/>
-      <w:r>
-        <w:t xml:space="preserve"> --full-</w:t>
-      </w:r>
-      <w:proofErr w:type="spellStart"/>
-      <w:r>
-        <w:t>generate</w:t>
-      </w:r>
-      <w:proofErr w:type="spellEnd"/>
-      <w:r>
-        <w:t>-</w:t>
-      </w:r>
-      <w:proofErr w:type="spellStart"/>
-      <w:r>
-        <w:t>key</w:t>
-      </w:r>
-      <w:proofErr w:type="spellEnd"/>
+      <w:r>
+        <w:t>gpg --full-generate-key</w:t>
+      </w:r>
     </w:p>
     <w:p>
       <w:r>
@@ -314,19 +284,9 @@
           <w:numId w:val="1"/>
         </w:numPr>
       </w:pPr>
-      <w:proofErr w:type="spellStart"/>
-      <w:r>
-        <w:t>gpg</w:t>
-      </w:r>
-      <w:proofErr w:type="spellEnd"/>
-      <w:r>
-        <w:t xml:space="preserve"> --</w:t>
-      </w:r>
-      <w:proofErr w:type="spellStart"/>
-      <w:r>
-        <w:t>list-keys</w:t>
-      </w:r>
-      <w:proofErr w:type="spellEnd"/>
+      <w:r>
+        <w:t>gpg --list-keys</w:t>
+      </w:r>
     </w:p>
     <w:p>
       <w:pPr>
@@ -350,19 +310,9 @@
           <w:numId w:val="1"/>
         </w:numPr>
       </w:pPr>
-      <w:proofErr w:type="spellStart"/>
-      <w:r>
-        <w:t>gpg</w:t>
-      </w:r>
-      <w:proofErr w:type="spellEnd"/>
-      <w:r>
-        <w:t xml:space="preserve"> --</w:t>
-      </w:r>
-      <w:proofErr w:type="spellStart"/>
-      <w:r>
-        <w:t>list-secret-keys</w:t>
-      </w:r>
-      <w:proofErr w:type="spellEnd"/>
+      <w:r>
+        <w:t>gpg --list-secret-keys</w:t>
+      </w:r>
     </w:p>
     <w:p>
       <w:pPr>
@@ -386,35 +336,9 @@
           <w:numId w:val="1"/>
         </w:numPr>
       </w:pPr>
-      <w:proofErr w:type="spellStart"/>
-      <w:r>
-        <w:t>gpg</w:t>
-      </w:r>
-      <w:proofErr w:type="spellEnd"/>
-      <w:r>
-        <w:t xml:space="preserve"> --</w:t>
-      </w:r>
-      <w:proofErr w:type="spellStart"/>
-      <w:r>
-        <w:t>armor</w:t>
-      </w:r>
-      <w:proofErr w:type="spellEnd"/>
-      <w:r>
-        <w:t xml:space="preserve"> --</w:t>
-      </w:r>
-      <w:proofErr w:type="spellStart"/>
-      <w:r>
-        <w:t>export</w:t>
-      </w:r>
-      <w:proofErr w:type="spellEnd"/>
-      <w:r>
-        <w:t xml:space="preserve"> "NOMBRE" &gt; </w:t>
-      </w:r>
-      <w:proofErr w:type="spellStart"/>
-      <w:r>
-        <w:t>clave_publica.asc</w:t>
-      </w:r>
-      <w:proofErr w:type="spellEnd"/>
+      <w:r>
+        <w:t>gpg --armor --export "NOMBRE" &gt; clave_publica.asc</w:t>
+      </w:r>
     </w:p>
     <w:p>
       <w:pPr>
@@ -438,36 +362,10 @@
           <w:numId w:val="1"/>
         </w:numPr>
       </w:pPr>
-      <w:proofErr w:type="spellStart"/>
       <w:r>
         <w:lastRenderedPageBreak/>
-        <w:t>gpg</w:t>
-      </w:r>
-      <w:proofErr w:type="spellEnd"/>
-      <w:r>
-        <w:t xml:space="preserve"> --</w:t>
-      </w:r>
-      <w:proofErr w:type="spellStart"/>
-      <w:r>
-        <w:t>armor</w:t>
-      </w:r>
-      <w:proofErr w:type="spellEnd"/>
-      <w:r>
-        <w:t xml:space="preserve"> --</w:t>
-      </w:r>
-      <w:proofErr w:type="spellStart"/>
-      <w:r>
-        <w:t>export-secret-keys</w:t>
-      </w:r>
-      <w:proofErr w:type="spellEnd"/>
-      <w:r>
-        <w:t xml:space="preserve"> "NOMBRE" &gt; </w:t>
-      </w:r>
-      <w:proofErr w:type="spellStart"/>
-      <w:r>
-        <w:t>clave_privada.asc</w:t>
-      </w:r>
-      <w:proofErr w:type="spellEnd"/>
+        <w:t>gpg --armor --export-secret-keys "NOMBRE" &gt; clave_privada.asc</w:t>
+      </w:r>
     </w:p>
     <w:p>
       <w:r>
@@ -547,13 +445,8 @@
           <w:numId w:val="2"/>
         </w:numPr>
       </w:pPr>
-      <w:proofErr w:type="spellStart"/>
-      <w:r>
-        <w:t>gpg</w:t>
-      </w:r>
-      <w:proofErr w:type="spellEnd"/>
-      <w:r>
-        <w:t xml:space="preserve"> -e -r "NOMBRE" mensaje.txt</w:t>
+      <w:r>
+        <w:t>gpg -e -r "NOMBRE" mensaje.txt</w:t>
       </w:r>
     </w:p>
     <w:p>
@@ -568,23 +461,7 @@
           <w:b/>
           <w:bCs/>
         </w:rPr>
-        <w:t>Ver el archivo cifrado (</w:t>
-      </w:r>
-      <w:proofErr w:type="spellStart"/>
-      <w:r>
-        <w:rPr>
-          <w:b/>
-          <w:bCs/>
-        </w:rPr>
-        <w:t>mensaje.txt.gpg</w:t>
-      </w:r>
-      <w:proofErr w:type="spellEnd"/>
-      <w:r>
-        <w:rPr>
-          <w:b/>
-          <w:bCs/>
-        </w:rPr>
-        <w:t>)</w:t>
+        <w:t>Ver el archivo cifrado (mensaje.txt.gpg)</w:t>
       </w:r>
     </w:p>
     <w:p>
@@ -594,19 +471,9 @@
           <w:numId w:val="2"/>
         </w:numPr>
       </w:pPr>
-      <w:proofErr w:type="spellStart"/>
-      <w:r>
-        <w:t>cat</w:t>
-      </w:r>
-      <w:proofErr w:type="spellEnd"/>
-      <w:r>
-        <w:t xml:space="preserve"> </w:t>
-      </w:r>
-      <w:proofErr w:type="spellStart"/>
-      <w:r>
-        <w:t>mensaje.txt.gpg</w:t>
-      </w:r>
-      <w:proofErr w:type="spellEnd"/>
+      <w:r>
+        <w:t>cat mensaje.txt.gpg</w:t>
+      </w:r>
     </w:p>
     <w:p>
       <w:pPr>
@@ -624,19 +491,9 @@
       </w:r>
     </w:p>
     <w:p>
-      <w:proofErr w:type="spellStart"/>
-      <w:r>
-        <w:t>gpg</w:t>
-      </w:r>
-      <w:proofErr w:type="spellEnd"/>
-      <w:r>
-        <w:t xml:space="preserve"> -d </w:t>
-      </w:r>
-      <w:proofErr w:type="spellStart"/>
-      <w:r>
-        <w:t>mensaje.txt.gpg</w:t>
-      </w:r>
-      <w:proofErr w:type="spellEnd"/>
+      <w:r>
+        <w:t>gpg -d mensaje.txt.gpg</w:t>
+      </w:r>
     </w:p>
     <w:p>
       <w:pPr>
@@ -654,21 +511,8 @@
       </w:r>
     </w:p>
     <w:p>
-      <w:proofErr w:type="spellStart"/>
-      <w:r>
-        <w:t>gpg</w:t>
-      </w:r>
-      <w:proofErr w:type="spellEnd"/>
-      <w:r>
-        <w:t xml:space="preserve"> -d </w:t>
-      </w:r>
-      <w:proofErr w:type="spellStart"/>
-      <w:r>
-        <w:t>mensaje.txt.gpg</w:t>
-      </w:r>
-      <w:proofErr w:type="spellEnd"/>
-      <w:r>
-        <w:t xml:space="preserve"> &gt; mensaje_descifrado.txt</w:t>
+      <w:r>
+        <w:t>gpg -d mensaje.txt.gpg &gt; mensaje_descifrado.txt</w:t>
       </w:r>
     </w:p>
     <w:p>
@@ -717,21 +561,8 @@
       </w:r>
     </w:p>
     <w:p>
-      <w:proofErr w:type="spellStart"/>
-      <w:r>
-        <w:t>gpg</w:t>
-      </w:r>
-      <w:proofErr w:type="spellEnd"/>
-      <w:r>
-        <w:t xml:space="preserve"> --</w:t>
-      </w:r>
-      <w:proofErr w:type="spellStart"/>
-      <w:r>
-        <w:t>clearsign</w:t>
-      </w:r>
-      <w:proofErr w:type="spellEnd"/>
-      <w:r>
-        <w:t xml:space="preserve"> mensaje.txt</w:t>
+      <w:r>
+        <w:t>gpg --clearsign mensaje.txt</w:t>
       </w:r>
     </w:p>
     <w:p>
@@ -746,41 +577,12 @@
           <w:b/>
           <w:bCs/>
         </w:rPr>
-        <w:t>Generar una firma separada (.</w:t>
-      </w:r>
-      <w:proofErr w:type="spellStart"/>
-      <w:r>
-        <w:rPr>
-          <w:b/>
-          <w:bCs/>
-        </w:rPr>
-        <w:t>sig</w:t>
-      </w:r>
-      <w:proofErr w:type="spellEnd"/>
-      <w:r>
-        <w:rPr>
-          <w:b/>
-          <w:bCs/>
-        </w:rPr>
-        <w:t>)</w:t>
-      </w:r>
-    </w:p>
-    <w:p>
-      <w:proofErr w:type="spellStart"/>
-      <w:r>
-        <w:t>gpg</w:t>
-      </w:r>
-      <w:proofErr w:type="spellEnd"/>
-      <w:r>
-        <w:t xml:space="preserve"> --</w:t>
-      </w:r>
-      <w:proofErr w:type="spellStart"/>
-      <w:r>
-        <w:t>detach-sign</w:t>
-      </w:r>
-      <w:proofErr w:type="spellEnd"/>
-      <w:r>
-        <w:t xml:space="preserve"> mensaje.txt</w:t>
+        <w:t>Generar una firma separada (.sig)</w:t>
+      </w:r>
+    </w:p>
+    <w:p>
+      <w:r>
+        <w:t>gpg --detach-sign mensaje.txt</w:t>
       </w:r>
     </w:p>
     <w:p>
@@ -799,29 +601,8 @@
       </w:r>
     </w:p>
     <w:p>
-      <w:proofErr w:type="spellStart"/>
-      <w:r>
-        <w:t>gpg</w:t>
-      </w:r>
-      <w:proofErr w:type="spellEnd"/>
-      <w:r>
-        <w:t xml:space="preserve"> --</w:t>
-      </w:r>
-      <w:proofErr w:type="spellStart"/>
-      <w:r>
-        <w:t>verify</w:t>
-      </w:r>
-      <w:proofErr w:type="spellEnd"/>
-      <w:r>
-        <w:t xml:space="preserve"> </w:t>
-      </w:r>
-      <w:proofErr w:type="spellStart"/>
-      <w:r>
-        <w:t>mensaje.txt.sig</w:t>
-      </w:r>
-      <w:proofErr w:type="spellEnd"/>
-      <w:r>
-        <w:t xml:space="preserve"> mensaje.txt</w:t>
+      <w:r>
+        <w:t>gpg --verify mensaje.txt.sig mensaje.txt</w:t>
       </w:r>
     </w:p>
     <w:p>
@@ -870,27 +651,9 @@
       </w:r>
     </w:p>
     <w:p>
-      <w:proofErr w:type="spellStart"/>
-      <w:r>
-        <w:t>gpg</w:t>
-      </w:r>
-      <w:proofErr w:type="spellEnd"/>
-      <w:r>
-        <w:t xml:space="preserve"> --</w:t>
-      </w:r>
-      <w:proofErr w:type="spellStart"/>
-      <w:r>
-        <w:t>import</w:t>
-      </w:r>
-      <w:proofErr w:type="spellEnd"/>
-      <w:r>
-        <w:t xml:space="preserve"> </w:t>
-      </w:r>
-      <w:proofErr w:type="spellStart"/>
-      <w:r>
-        <w:t>clave_compañero.asc</w:t>
-      </w:r>
-      <w:proofErr w:type="spellEnd"/>
+      <w:r>
+        <w:t>gpg --import clave_compañero.asc</w:t>
+      </w:r>
     </w:p>
     <w:p>
       <w:pPr>
@@ -908,21 +671,8 @@
       </w:r>
     </w:p>
     <w:p>
-      <w:proofErr w:type="spellStart"/>
-      <w:r>
-        <w:t>gpg</w:t>
-      </w:r>
-      <w:proofErr w:type="spellEnd"/>
-      <w:r>
-        <w:t xml:space="preserve"> -e -r "</w:t>
-      </w:r>
-      <w:proofErr w:type="spellStart"/>
-      <w:r>
-        <w:t>NombreDelCompañero</w:t>
-      </w:r>
-      <w:proofErr w:type="spellEnd"/>
-      <w:r>
-        <w:t>" mensaje.txt</w:t>
+      <w:r>
+        <w:t>gpg -e -r "NombreDelCompañero" mensaje.txt</w:t>
       </w:r>
     </w:p>
     <w:p>
@@ -941,30 +691,9 @@
       </w:r>
     </w:p>
     <w:p>
-      <w:proofErr w:type="spellStart"/>
       <w:r>
         <w:lastRenderedPageBreak/>
-        <w:t>gpg</w:t>
-      </w:r>
-      <w:proofErr w:type="spellEnd"/>
-      <w:r>
-        <w:t xml:space="preserve"> --</w:t>
-      </w:r>
-      <w:proofErr w:type="spellStart"/>
-      <w:r>
-        <w:t>sign-key</w:t>
-      </w:r>
-      <w:proofErr w:type="spellEnd"/>
-      <w:r>
-        <w:t xml:space="preserve"> "</w:t>
-      </w:r>
-      <w:proofErr w:type="spellStart"/>
-      <w:r>
-        <w:t>NombreDelCompañero</w:t>
-      </w:r>
-      <w:proofErr w:type="spellEnd"/>
-      <w:r>
-        <w:t>"</w:t>
+        <w:t>gpg --sign-key "NombreDelCompañero"</w:t>
       </w:r>
     </w:p>
     <w:p>
@@ -1013,29 +742,8 @@
       </w:r>
     </w:p>
     <w:p>
-      <w:proofErr w:type="spellStart"/>
-      <w:r>
-        <w:t>gpg</w:t>
-      </w:r>
-      <w:proofErr w:type="spellEnd"/>
-      <w:r>
-        <w:t xml:space="preserve"> --output </w:t>
-      </w:r>
-      <w:proofErr w:type="spellStart"/>
-      <w:r>
-        <w:t>revocacion.asc</w:t>
-      </w:r>
-      <w:proofErr w:type="spellEnd"/>
-      <w:r>
-        <w:t xml:space="preserve"> --gen-</w:t>
-      </w:r>
-      <w:proofErr w:type="spellStart"/>
-      <w:r>
-        <w:t>revoke</w:t>
-      </w:r>
-      <w:proofErr w:type="spellEnd"/>
-      <w:r>
-        <w:t xml:space="preserve"> "NOMBRE"</w:t>
+      <w:r>
+        <w:t>gpg --output revocacion.asc --gen-revoke "NOMBRE"</w:t>
       </w:r>
     </w:p>
     <w:p>
@@ -1054,29 +762,8 @@
       </w:r>
     </w:p>
     <w:p>
-      <w:proofErr w:type="spellStart"/>
-      <w:r>
-        <w:t>gpg</w:t>
-      </w:r>
-      <w:proofErr w:type="spellEnd"/>
-      <w:r>
-        <w:t xml:space="preserve"> --</w:t>
-      </w:r>
-      <w:proofErr w:type="spellStart"/>
-      <w:r>
-        <w:t>delete-key</w:t>
-      </w:r>
-      <w:proofErr w:type="spellEnd"/>
-      <w:r>
-        <w:t xml:space="preserve"> "</w:t>
-      </w:r>
-      <w:proofErr w:type="spellStart"/>
-      <w:r>
-        <w:t>NombreDelCompañero</w:t>
-      </w:r>
-      <w:proofErr w:type="spellEnd"/>
-      <w:r>
-        <w:t>"</w:t>
+      <w:r>
+        <w:t>gpg --delete-key "NombreDelCompañero"</w:t>
       </w:r>
     </w:p>
     <w:p>
@@ -1095,39 +782,13 @@
       </w:r>
     </w:p>
     <w:p>
-      <w:proofErr w:type="spellStart"/>
-      <w:r>
-        <w:t>gpg</w:t>
-      </w:r>
-      <w:proofErr w:type="spellEnd"/>
-      <w:r>
-        <w:t xml:space="preserve"> --</w:t>
-      </w:r>
-      <w:proofErr w:type="spellStart"/>
-      <w:r>
-        <w:t>delete-secret-keys</w:t>
-      </w:r>
-      <w:proofErr w:type="spellEnd"/>
-      <w:r>
-        <w:t xml:space="preserve"> "NOMBRE"</w:t>
-      </w:r>
-    </w:p>
-    <w:p>
-      <w:proofErr w:type="spellStart"/>
-      <w:r>
-        <w:t>gpg</w:t>
-      </w:r>
-      <w:proofErr w:type="spellEnd"/>
-      <w:r>
-        <w:t xml:space="preserve"> --</w:t>
-      </w:r>
-      <w:proofErr w:type="spellStart"/>
-      <w:r>
-        <w:t>delete-key</w:t>
-      </w:r>
-      <w:proofErr w:type="spellEnd"/>
-      <w:r>
-        <w:t xml:space="preserve"> "NOMBRE"</w:t>
+      <w:r>
+        <w:t>gpg --delete-secret-keys "NOMBRE"</w:t>
+      </w:r>
+    </w:p>
+    <w:p>
+      <w:r>
+        <w:t>gpg --delete-key "NOMBRE"</w:t>
       </w:r>
     </w:p>
     <w:p/>
@@ -1167,6 +828,56 @@
                     <a:xfrm>
                       <a:off x="0" y="0"/>
                       <a:ext cx="5400040" cy="3997960"/>
+                    </a:xfrm>
+                    <a:prstGeom prst="rect">
+                      <a:avLst/>
+                    </a:prstGeom>
+                  </pic:spPr>
+                </pic:pic>
+              </a:graphicData>
+            </a:graphic>
+          </wp:inline>
+        </w:drawing>
+      </w:r>
+    </w:p>
+    <w:p/>
+    <w:p>
+      <w:r>
+        <w:rPr>
+          <w:noProof/>
+        </w:rPr>
+        <w:lastRenderedPageBreak/>
+        <w:drawing>
+          <wp:inline distT="0" distB="0" distL="0" distR="0" wp14:anchorId="6202B7B2" wp14:editId="14BA4AB1">
+            <wp:extent cx="5400040" cy="4134485"/>
+            <wp:effectExtent l="0" t="0" r="0" b="0"/>
+            <wp:docPr id="1269282680" name="Imagen 2"/>
+            <wp:cNvGraphicFramePr>
+              <a:graphicFrameLocks xmlns:a="http://schemas.openxmlformats.org/drawingml/2006/main" noChangeAspect="1"/>
+            </wp:cNvGraphicFramePr>
+            <a:graphic xmlns:a="http://schemas.openxmlformats.org/drawingml/2006/main">
+              <a:graphicData uri="http://schemas.openxmlformats.org/drawingml/2006/picture">
+                <pic:pic xmlns:pic="http://schemas.openxmlformats.org/drawingml/2006/picture">
+                  <pic:nvPicPr>
+                    <pic:cNvPr id="1269282680" name="Imagen 1269282680"/>
+                    <pic:cNvPicPr/>
+                  </pic:nvPicPr>
+                  <pic:blipFill>
+                    <a:blip r:embed="rId6">
+                      <a:extLst>
+                        <a:ext uri="{28A0092B-C50C-407E-A947-70E740481C1C}">
+                          <a14:useLocalDpi xmlns:a14="http://schemas.microsoft.com/office/drawing/2010/main" val="0"/>
+                        </a:ext>
+                      </a:extLst>
+                    </a:blip>
+                    <a:stretch>
+                      <a:fillRect/>
+                    </a:stretch>
+                  </pic:blipFill>
+                  <pic:spPr>
+                    <a:xfrm>
+                      <a:off x="0" y="0"/>
+                      <a:ext cx="5400040" cy="4134485"/>
                     </a:xfrm>
                     <a:prstGeom prst="rect">
                       <a:avLst/>

--- a/EJERCICIOS DE LOS ALUMNOS/DAVID/Ejercicios en word/Ejercicios usando GPG.docx
+++ b/EJERCICIOS DE LOS ALUMNOS/DAVID/Ejercicios en word/Ejercicios usando GPG.docx
@@ -22,6 +22,7 @@
       <w:r>
         <w:t xml:space="preserve"> (o </w:t>
       </w:r>
+      <w:proofErr w:type="spellStart"/>
       <w:r>
         <w:rPr>
           <w:b/>
@@ -29,6 +30,7 @@
         </w:rPr>
         <w:t>GnuPG</w:t>
       </w:r>
+      <w:proofErr w:type="spellEnd"/>
       <w:r>
         <w:t xml:space="preserve">) es una herramienta de </w:t>
       </w:r>
@@ -227,9 +229,19 @@
           <w:numId w:val="1"/>
         </w:numPr>
       </w:pPr>
-      <w:r>
-        <w:t>gpg --version</w:t>
-      </w:r>
+      <w:proofErr w:type="spellStart"/>
+      <w:r>
+        <w:t>gpg</w:t>
+      </w:r>
+      <w:proofErr w:type="spellEnd"/>
+      <w:r>
+        <w:t xml:space="preserve"> --</w:t>
+      </w:r>
+      <w:proofErr w:type="spellStart"/>
+      <w:r>
+        <w:t>version</w:t>
+      </w:r>
+      <w:proofErr w:type="spellEnd"/>
     </w:p>
     <w:p>
       <w:pPr>
@@ -253,9 +265,27 @@
           <w:numId w:val="1"/>
         </w:numPr>
       </w:pPr>
-      <w:r>
-        <w:t>gpg --full-generate-key</w:t>
-      </w:r>
+      <w:proofErr w:type="spellStart"/>
+      <w:r>
+        <w:t>gpg</w:t>
+      </w:r>
+      <w:proofErr w:type="spellEnd"/>
+      <w:r>
+        <w:t xml:space="preserve"> --full-</w:t>
+      </w:r>
+      <w:proofErr w:type="spellStart"/>
+      <w:r>
+        <w:t>generate</w:t>
+      </w:r>
+      <w:proofErr w:type="spellEnd"/>
+      <w:r>
+        <w:t>-</w:t>
+      </w:r>
+      <w:proofErr w:type="spellStart"/>
+      <w:r>
+        <w:t>key</w:t>
+      </w:r>
+      <w:proofErr w:type="spellEnd"/>
     </w:p>
     <w:p>
       <w:r>
@@ -284,9 +314,19 @@
           <w:numId w:val="1"/>
         </w:numPr>
       </w:pPr>
-      <w:r>
-        <w:t>gpg --list-keys</w:t>
-      </w:r>
+      <w:proofErr w:type="spellStart"/>
+      <w:r>
+        <w:t>gpg</w:t>
+      </w:r>
+      <w:proofErr w:type="spellEnd"/>
+      <w:r>
+        <w:t xml:space="preserve"> --</w:t>
+      </w:r>
+      <w:proofErr w:type="spellStart"/>
+      <w:r>
+        <w:t>list-keys</w:t>
+      </w:r>
+      <w:proofErr w:type="spellEnd"/>
     </w:p>
     <w:p>
       <w:pPr>
@@ -310,9 +350,19 @@
           <w:numId w:val="1"/>
         </w:numPr>
       </w:pPr>
-      <w:r>
-        <w:t>gpg --list-secret-keys</w:t>
-      </w:r>
+      <w:proofErr w:type="spellStart"/>
+      <w:r>
+        <w:t>gpg</w:t>
+      </w:r>
+      <w:proofErr w:type="spellEnd"/>
+      <w:r>
+        <w:t xml:space="preserve"> --</w:t>
+      </w:r>
+      <w:proofErr w:type="spellStart"/>
+      <w:r>
+        <w:t>list-secret-keys</w:t>
+      </w:r>
+      <w:proofErr w:type="spellEnd"/>
     </w:p>
     <w:p>
       <w:pPr>
@@ -336,9 +386,35 @@
           <w:numId w:val="1"/>
         </w:numPr>
       </w:pPr>
-      <w:r>
-        <w:t>gpg --armor --export "NOMBRE" &gt; clave_publica.asc</w:t>
-      </w:r>
+      <w:proofErr w:type="spellStart"/>
+      <w:r>
+        <w:t>gpg</w:t>
+      </w:r>
+      <w:proofErr w:type="spellEnd"/>
+      <w:r>
+        <w:t xml:space="preserve"> --</w:t>
+      </w:r>
+      <w:proofErr w:type="spellStart"/>
+      <w:r>
+        <w:t>armor</w:t>
+      </w:r>
+      <w:proofErr w:type="spellEnd"/>
+      <w:r>
+        <w:t xml:space="preserve"> --</w:t>
+      </w:r>
+      <w:proofErr w:type="spellStart"/>
+      <w:r>
+        <w:t>export</w:t>
+      </w:r>
+      <w:proofErr w:type="spellEnd"/>
+      <w:r>
+        <w:t xml:space="preserve"> "NOMBRE" &gt; </w:t>
+      </w:r>
+      <w:proofErr w:type="spellStart"/>
+      <w:r>
+        <w:t>clave_publica.asc</w:t>
+      </w:r>
+      <w:proofErr w:type="spellEnd"/>
     </w:p>
     <w:p>
       <w:pPr>
@@ -352,7 +428,23 @@
           <w:b/>
           <w:bCs/>
         </w:rPr>
-        <w:t>Exportar clave privada (para backup)</w:t>
+        <w:t xml:space="preserve">Exportar clave privada (para </w:t>
+      </w:r>
+      <w:proofErr w:type="spellStart"/>
+      <w:r>
+        <w:rPr>
+          <w:b/>
+          <w:bCs/>
+        </w:rPr>
+        <w:t>backup</w:t>
+      </w:r>
+      <w:proofErr w:type="spellEnd"/>
+      <w:r>
+        <w:rPr>
+          <w:b/>
+          <w:bCs/>
+        </w:rPr>
+        <w:t>)</w:t>
       </w:r>
     </w:p>
     <w:p>
@@ -362,10 +454,36 @@
           <w:numId w:val="1"/>
         </w:numPr>
       </w:pPr>
+      <w:proofErr w:type="spellStart"/>
       <w:r>
         <w:lastRenderedPageBreak/>
-        <w:t>gpg --armor --export-secret-keys "NOMBRE" &gt; clave_privada.asc</w:t>
-      </w:r>
+        <w:t>gpg</w:t>
+      </w:r>
+      <w:proofErr w:type="spellEnd"/>
+      <w:r>
+        <w:t xml:space="preserve"> --</w:t>
+      </w:r>
+      <w:proofErr w:type="spellStart"/>
+      <w:r>
+        <w:t>armor</w:t>
+      </w:r>
+      <w:proofErr w:type="spellEnd"/>
+      <w:r>
+        <w:t xml:space="preserve"> --</w:t>
+      </w:r>
+      <w:proofErr w:type="spellStart"/>
+      <w:r>
+        <w:t>export-secret-keys</w:t>
+      </w:r>
+      <w:proofErr w:type="spellEnd"/>
+      <w:r>
+        <w:t xml:space="preserve"> "NOMBRE" &gt; </w:t>
+      </w:r>
+      <w:proofErr w:type="spellStart"/>
+      <w:r>
+        <w:t>clave_privada.asc</w:t>
+      </w:r>
+      <w:proofErr w:type="spellEnd"/>
     </w:p>
     <w:p>
       <w:r>
@@ -445,8 +563,13 @@
           <w:numId w:val="2"/>
         </w:numPr>
       </w:pPr>
-      <w:r>
-        <w:t>gpg -e -r "NOMBRE" mensaje.txt</w:t>
+      <w:proofErr w:type="spellStart"/>
+      <w:r>
+        <w:t>gpg</w:t>
+      </w:r>
+      <w:proofErr w:type="spellEnd"/>
+      <w:r>
+        <w:t xml:space="preserve"> -e -r "NOMBRE" mensaje.txt</w:t>
       </w:r>
     </w:p>
     <w:p>
@@ -461,7 +584,23 @@
           <w:b/>
           <w:bCs/>
         </w:rPr>
-        <w:t>Ver el archivo cifrado (mensaje.txt.gpg)</w:t>
+        <w:t>Ver el archivo cifrado (</w:t>
+      </w:r>
+      <w:proofErr w:type="spellStart"/>
+      <w:r>
+        <w:rPr>
+          <w:b/>
+          <w:bCs/>
+        </w:rPr>
+        <w:t>mensaje.txt.gpg</w:t>
+      </w:r>
+      <w:proofErr w:type="spellEnd"/>
+      <w:r>
+        <w:rPr>
+          <w:b/>
+          <w:bCs/>
+        </w:rPr>
+        <w:t>)</w:t>
       </w:r>
     </w:p>
     <w:p>
@@ -471,9 +610,19 @@
           <w:numId w:val="2"/>
         </w:numPr>
       </w:pPr>
-      <w:r>
-        <w:t>cat mensaje.txt.gpg</w:t>
-      </w:r>
+      <w:proofErr w:type="spellStart"/>
+      <w:r>
+        <w:t>cat</w:t>
+      </w:r>
+      <w:proofErr w:type="spellEnd"/>
+      <w:r>
+        <w:t xml:space="preserve"> </w:t>
+      </w:r>
+      <w:proofErr w:type="spellStart"/>
+      <w:r>
+        <w:t>mensaje.txt.gpg</w:t>
+      </w:r>
+      <w:proofErr w:type="spellEnd"/>
     </w:p>
     <w:p>
       <w:pPr>
@@ -491,9 +640,19 @@
       </w:r>
     </w:p>
     <w:p>
-      <w:r>
-        <w:t>gpg -d mensaje.txt.gpg</w:t>
-      </w:r>
+      <w:proofErr w:type="spellStart"/>
+      <w:r>
+        <w:t>gpg</w:t>
+      </w:r>
+      <w:proofErr w:type="spellEnd"/>
+      <w:r>
+        <w:t xml:space="preserve"> -d </w:t>
+      </w:r>
+      <w:proofErr w:type="spellStart"/>
+      <w:r>
+        <w:t>mensaje.txt.gpg</w:t>
+      </w:r>
+      <w:proofErr w:type="spellEnd"/>
     </w:p>
     <w:p>
       <w:pPr>
@@ -511,8 +670,21 @@
       </w:r>
     </w:p>
     <w:p>
-      <w:r>
-        <w:t>gpg -d mensaje.txt.gpg &gt; mensaje_descifrado.txt</w:t>
+      <w:proofErr w:type="spellStart"/>
+      <w:r>
+        <w:t>gpg</w:t>
+      </w:r>
+      <w:proofErr w:type="spellEnd"/>
+      <w:r>
+        <w:t xml:space="preserve"> -d </w:t>
+      </w:r>
+      <w:proofErr w:type="spellStart"/>
+      <w:r>
+        <w:t>mensaje.txt.gpg</w:t>
+      </w:r>
+      <w:proofErr w:type="spellEnd"/>
+      <w:r>
+        <w:t xml:space="preserve"> &gt; mensaje_descifrado.txt</w:t>
       </w:r>
     </w:p>
     <w:p>
@@ -561,8 +733,21 @@
       </w:r>
     </w:p>
     <w:p>
-      <w:r>
-        <w:t>gpg --clearsign mensaje.txt</w:t>
+      <w:proofErr w:type="spellStart"/>
+      <w:r>
+        <w:t>gpg</w:t>
+      </w:r>
+      <w:proofErr w:type="spellEnd"/>
+      <w:r>
+        <w:t xml:space="preserve"> --</w:t>
+      </w:r>
+      <w:proofErr w:type="spellStart"/>
+      <w:r>
+        <w:t>clearsign</w:t>
+      </w:r>
+      <w:proofErr w:type="spellEnd"/>
+      <w:r>
+        <w:t xml:space="preserve"> mensaje.txt</w:t>
       </w:r>
     </w:p>
     <w:p>
@@ -577,12 +762,41 @@
           <w:b/>
           <w:bCs/>
         </w:rPr>
-        <w:t>Generar una firma separada (.sig)</w:t>
-      </w:r>
-    </w:p>
-    <w:p>
-      <w:r>
-        <w:t>gpg --detach-sign mensaje.txt</w:t>
+        <w:t>Generar una firma separada (.</w:t>
+      </w:r>
+      <w:proofErr w:type="spellStart"/>
+      <w:r>
+        <w:rPr>
+          <w:b/>
+          <w:bCs/>
+        </w:rPr>
+        <w:t>sig</w:t>
+      </w:r>
+      <w:proofErr w:type="spellEnd"/>
+      <w:r>
+        <w:rPr>
+          <w:b/>
+          <w:bCs/>
+        </w:rPr>
+        <w:t>)</w:t>
+      </w:r>
+    </w:p>
+    <w:p>
+      <w:proofErr w:type="spellStart"/>
+      <w:r>
+        <w:t>gpg</w:t>
+      </w:r>
+      <w:proofErr w:type="spellEnd"/>
+      <w:r>
+        <w:t xml:space="preserve"> --</w:t>
+      </w:r>
+      <w:proofErr w:type="spellStart"/>
+      <w:r>
+        <w:t>detach-sign</w:t>
+      </w:r>
+      <w:proofErr w:type="spellEnd"/>
+      <w:r>
+        <w:t xml:space="preserve"> mensaje.txt</w:t>
       </w:r>
     </w:p>
     <w:p>
@@ -601,8 +815,29 @@
       </w:r>
     </w:p>
     <w:p>
-      <w:r>
-        <w:t>gpg --verify mensaje.txt.sig mensaje.txt</w:t>
+      <w:proofErr w:type="spellStart"/>
+      <w:r>
+        <w:t>gpg</w:t>
+      </w:r>
+      <w:proofErr w:type="spellEnd"/>
+      <w:r>
+        <w:t xml:space="preserve"> --</w:t>
+      </w:r>
+      <w:proofErr w:type="spellStart"/>
+      <w:r>
+        <w:t>verify</w:t>
+      </w:r>
+      <w:proofErr w:type="spellEnd"/>
+      <w:r>
+        <w:t xml:space="preserve"> </w:t>
+      </w:r>
+      <w:proofErr w:type="spellStart"/>
+      <w:r>
+        <w:t>mensaje.txt.sig</w:t>
+      </w:r>
+      <w:proofErr w:type="spellEnd"/>
+      <w:r>
+        <w:t xml:space="preserve"> mensaje.txt</w:t>
       </w:r>
     </w:p>
     <w:p>
@@ -651,9 +886,27 @@
       </w:r>
     </w:p>
     <w:p>
-      <w:r>
-        <w:t>gpg --import clave_compañero.asc</w:t>
-      </w:r>
+      <w:proofErr w:type="spellStart"/>
+      <w:r>
+        <w:t>gpg</w:t>
+      </w:r>
+      <w:proofErr w:type="spellEnd"/>
+      <w:r>
+        <w:t xml:space="preserve"> --</w:t>
+      </w:r>
+      <w:proofErr w:type="spellStart"/>
+      <w:r>
+        <w:t>import</w:t>
+      </w:r>
+      <w:proofErr w:type="spellEnd"/>
+      <w:r>
+        <w:t xml:space="preserve"> </w:t>
+      </w:r>
+      <w:proofErr w:type="spellStart"/>
+      <w:r>
+        <w:t>clave_compañero.asc</w:t>
+      </w:r>
+      <w:proofErr w:type="spellEnd"/>
     </w:p>
     <w:p>
       <w:pPr>
@@ -671,8 +924,21 @@
       </w:r>
     </w:p>
     <w:p>
-      <w:r>
-        <w:t>gpg -e -r "NombreDelCompañero" mensaje.txt</w:t>
+      <w:proofErr w:type="spellStart"/>
+      <w:r>
+        <w:t>gpg</w:t>
+      </w:r>
+      <w:proofErr w:type="spellEnd"/>
+      <w:r>
+        <w:t xml:space="preserve"> -e -r "</w:t>
+      </w:r>
+      <w:proofErr w:type="spellStart"/>
+      <w:r>
+        <w:t>NombreDelCompañero</w:t>
+      </w:r>
+      <w:proofErr w:type="spellEnd"/>
+      <w:r>
+        <w:t>" mensaje.txt</w:t>
       </w:r>
     </w:p>
     <w:p>
@@ -691,9 +957,30 @@
       </w:r>
     </w:p>
     <w:p>
+      <w:proofErr w:type="spellStart"/>
       <w:r>
         <w:lastRenderedPageBreak/>
-        <w:t>gpg --sign-key "NombreDelCompañero"</w:t>
+        <w:t>gpg</w:t>
+      </w:r>
+      <w:proofErr w:type="spellEnd"/>
+      <w:r>
+        <w:t xml:space="preserve"> --</w:t>
+      </w:r>
+      <w:proofErr w:type="spellStart"/>
+      <w:r>
+        <w:t>sign-key</w:t>
+      </w:r>
+      <w:proofErr w:type="spellEnd"/>
+      <w:r>
+        <w:t xml:space="preserve"> "</w:t>
+      </w:r>
+      <w:proofErr w:type="spellStart"/>
+      <w:r>
+        <w:t>NombreDelCompañero</w:t>
+      </w:r>
+      <w:proofErr w:type="spellEnd"/>
+      <w:r>
+        <w:t>"</w:t>
       </w:r>
     </w:p>
     <w:p>
@@ -742,8 +1029,29 @@
       </w:r>
     </w:p>
     <w:p>
-      <w:r>
-        <w:t>gpg --output revocacion.asc --gen-revoke "NOMBRE"</w:t>
+      <w:proofErr w:type="spellStart"/>
+      <w:r>
+        <w:t>gpg</w:t>
+      </w:r>
+      <w:proofErr w:type="spellEnd"/>
+      <w:r>
+        <w:t xml:space="preserve"> --output </w:t>
+      </w:r>
+      <w:proofErr w:type="spellStart"/>
+      <w:r>
+        <w:t>revocacion.asc</w:t>
+      </w:r>
+      <w:proofErr w:type="spellEnd"/>
+      <w:r>
+        <w:t xml:space="preserve"> --gen-</w:t>
+      </w:r>
+      <w:proofErr w:type="spellStart"/>
+      <w:r>
+        <w:t>revoke</w:t>
+      </w:r>
+      <w:proofErr w:type="spellEnd"/>
+      <w:r>
+        <w:t xml:space="preserve"> "NOMBRE"</w:t>
       </w:r>
     </w:p>
     <w:p>
@@ -762,8 +1070,29 @@
       </w:r>
     </w:p>
     <w:p>
-      <w:r>
-        <w:t>gpg --delete-key "NombreDelCompañero"</w:t>
+      <w:proofErr w:type="spellStart"/>
+      <w:r>
+        <w:t>gpg</w:t>
+      </w:r>
+      <w:proofErr w:type="spellEnd"/>
+      <w:r>
+        <w:t xml:space="preserve"> --</w:t>
+      </w:r>
+      <w:proofErr w:type="spellStart"/>
+      <w:r>
+        <w:t>delete-key</w:t>
+      </w:r>
+      <w:proofErr w:type="spellEnd"/>
+      <w:r>
+        <w:t xml:space="preserve"> "</w:t>
+      </w:r>
+      <w:proofErr w:type="spellStart"/>
+      <w:r>
+        <w:t>NombreDelCompañero</w:t>
+      </w:r>
+      <w:proofErr w:type="spellEnd"/>
+      <w:r>
+        <w:t>"</w:t>
       </w:r>
     </w:p>
     <w:p>
@@ -782,13 +1111,39 @@
       </w:r>
     </w:p>
     <w:p>
-      <w:r>
-        <w:t>gpg --delete-secret-keys "NOMBRE"</w:t>
-      </w:r>
-    </w:p>
-    <w:p>
-      <w:r>
-        <w:t>gpg --delete-key "NOMBRE"</w:t>
+      <w:proofErr w:type="spellStart"/>
+      <w:r>
+        <w:t>gpg</w:t>
+      </w:r>
+      <w:proofErr w:type="spellEnd"/>
+      <w:r>
+        <w:t xml:space="preserve"> --</w:t>
+      </w:r>
+      <w:proofErr w:type="spellStart"/>
+      <w:r>
+        <w:t>delete-secret-keys</w:t>
+      </w:r>
+      <w:proofErr w:type="spellEnd"/>
+      <w:r>
+        <w:t xml:space="preserve"> "NOMBRE"</w:t>
+      </w:r>
+    </w:p>
+    <w:p>
+      <w:proofErr w:type="spellStart"/>
+      <w:r>
+        <w:t>gpg</w:t>
+      </w:r>
+      <w:proofErr w:type="spellEnd"/>
+      <w:r>
+        <w:t xml:space="preserve"> --</w:t>
+      </w:r>
+      <w:proofErr w:type="spellStart"/>
+      <w:r>
+        <w:t>delete-key</w:t>
+      </w:r>
+      <w:proofErr w:type="spellEnd"/>
+      <w:r>
+        <w:t xml:space="preserve"> "NOMBRE"</w:t>
       </w:r>
     </w:p>
     <w:p/>
@@ -890,6 +1245,153 @@
         </w:drawing>
       </w:r>
     </w:p>
+    <w:p>
+      <w:r>
+        <w:rPr>
+          <w:noProof/>
+        </w:rPr>
+        <w:drawing>
+          <wp:inline distT="0" distB="0" distL="0" distR="0" wp14:anchorId="4071DA65" wp14:editId="216CEF19">
+            <wp:extent cx="5400040" cy="4298950"/>
+            <wp:effectExtent l="0" t="0" r="0" b="6350"/>
+            <wp:docPr id="1340429187" name="Imagen 1"/>
+            <wp:cNvGraphicFramePr>
+              <a:graphicFrameLocks xmlns:a="http://schemas.openxmlformats.org/drawingml/2006/main" noChangeAspect="1"/>
+            </wp:cNvGraphicFramePr>
+            <a:graphic xmlns:a="http://schemas.openxmlformats.org/drawingml/2006/main">
+              <a:graphicData uri="http://schemas.openxmlformats.org/drawingml/2006/picture">
+                <pic:pic xmlns:pic="http://schemas.openxmlformats.org/drawingml/2006/picture">
+                  <pic:nvPicPr>
+                    <pic:cNvPr id="1340429187" name="Imagen 1340429187"/>
+                    <pic:cNvPicPr/>
+                  </pic:nvPicPr>
+                  <pic:blipFill>
+                    <a:blip r:embed="rId7">
+                      <a:extLst>
+                        <a:ext uri="{28A0092B-C50C-407E-A947-70E740481C1C}">
+                          <a14:useLocalDpi xmlns:a14="http://schemas.microsoft.com/office/drawing/2010/main" val="0"/>
+                        </a:ext>
+                      </a:extLst>
+                    </a:blip>
+                    <a:stretch>
+                      <a:fillRect/>
+                    </a:stretch>
+                  </pic:blipFill>
+                  <pic:spPr>
+                    <a:xfrm>
+                      <a:off x="0" y="0"/>
+                      <a:ext cx="5400040" cy="4298950"/>
+                    </a:xfrm>
+                    <a:prstGeom prst="rect">
+                      <a:avLst/>
+                    </a:prstGeom>
+                  </pic:spPr>
+                </pic:pic>
+              </a:graphicData>
+            </a:graphic>
+          </wp:inline>
+        </w:drawing>
+      </w:r>
+    </w:p>
+    <w:p>
+      <w:r>
+        <w:rPr>
+          <w:noProof/>
+        </w:rPr>
+        <w:lastRenderedPageBreak/>
+        <w:drawing>
+          <wp:inline distT="0" distB="0" distL="0" distR="0" wp14:anchorId="64A27C2D" wp14:editId="3B654CF6">
+            <wp:extent cx="5400040" cy="1866265"/>
+            <wp:effectExtent l="0" t="0" r="0" b="635"/>
+            <wp:docPr id="1858244732" name="Imagen 2"/>
+            <wp:cNvGraphicFramePr>
+              <a:graphicFrameLocks xmlns:a="http://schemas.openxmlformats.org/drawingml/2006/main" noChangeAspect="1"/>
+            </wp:cNvGraphicFramePr>
+            <a:graphic xmlns:a="http://schemas.openxmlformats.org/drawingml/2006/main">
+              <a:graphicData uri="http://schemas.openxmlformats.org/drawingml/2006/picture">
+                <pic:pic xmlns:pic="http://schemas.openxmlformats.org/drawingml/2006/picture">
+                  <pic:nvPicPr>
+                    <pic:cNvPr id="1858244732" name="Imagen 1858244732"/>
+                    <pic:cNvPicPr/>
+                  </pic:nvPicPr>
+                  <pic:blipFill>
+                    <a:blip r:embed="rId8">
+                      <a:extLst>
+                        <a:ext uri="{28A0092B-C50C-407E-A947-70E740481C1C}">
+                          <a14:useLocalDpi xmlns:a14="http://schemas.microsoft.com/office/drawing/2010/main" val="0"/>
+                        </a:ext>
+                      </a:extLst>
+                    </a:blip>
+                    <a:stretch>
+                      <a:fillRect/>
+                    </a:stretch>
+                  </pic:blipFill>
+                  <pic:spPr>
+                    <a:xfrm>
+                      <a:off x="0" y="0"/>
+                      <a:ext cx="5400040" cy="1866265"/>
+                    </a:xfrm>
+                    <a:prstGeom prst="rect">
+                      <a:avLst/>
+                    </a:prstGeom>
+                  </pic:spPr>
+                </pic:pic>
+              </a:graphicData>
+            </a:graphic>
+          </wp:inline>
+        </w:drawing>
+      </w:r>
+    </w:p>
+    <w:p/>
+    <w:p>
+      <w:r>
+        <w:rPr>
+          <w:noProof/>
+        </w:rPr>
+        <w:drawing>
+          <wp:inline distT="0" distB="0" distL="0" distR="0" wp14:anchorId="4ABCE324" wp14:editId="04C72AF2">
+            <wp:extent cx="5400040" cy="3092450"/>
+            <wp:effectExtent l="0" t="0" r="0" b="0"/>
+            <wp:docPr id="221560614" name="Imagen 4"/>
+            <wp:cNvGraphicFramePr>
+              <a:graphicFrameLocks xmlns:a="http://schemas.openxmlformats.org/drawingml/2006/main" noChangeAspect="1"/>
+            </wp:cNvGraphicFramePr>
+            <a:graphic xmlns:a="http://schemas.openxmlformats.org/drawingml/2006/main">
+              <a:graphicData uri="http://schemas.openxmlformats.org/drawingml/2006/picture">
+                <pic:pic xmlns:pic="http://schemas.openxmlformats.org/drawingml/2006/picture">
+                  <pic:nvPicPr>
+                    <pic:cNvPr id="221560614" name="Imagen 221560614"/>
+                    <pic:cNvPicPr/>
+                  </pic:nvPicPr>
+                  <pic:blipFill>
+                    <a:blip r:embed="rId9">
+                      <a:extLst>
+                        <a:ext uri="{28A0092B-C50C-407E-A947-70E740481C1C}">
+                          <a14:useLocalDpi xmlns:a14="http://schemas.microsoft.com/office/drawing/2010/main" val="0"/>
+                        </a:ext>
+                      </a:extLst>
+                    </a:blip>
+                    <a:stretch>
+                      <a:fillRect/>
+                    </a:stretch>
+                  </pic:blipFill>
+                  <pic:spPr>
+                    <a:xfrm>
+                      <a:off x="0" y="0"/>
+                      <a:ext cx="5400040" cy="3092450"/>
+                    </a:xfrm>
+                    <a:prstGeom prst="rect">
+                      <a:avLst/>
+                    </a:prstGeom>
+                  </pic:spPr>
+                </pic:pic>
+              </a:graphicData>
+            </a:graphic>
+          </wp:inline>
+        </w:drawing>
+      </w:r>
+    </w:p>
+    <w:p/>
     <w:p/>
     <w:sectPr>
       <w:pgSz w:w="11906" w:h="16838"/>
